--- a/Project 1.docx
+++ b/Project 1.docx
@@ -26,7 +26,6 @@
     </w:p>
     <w:p>
       <w:pPr>
-        <w:ind w:left="720" w:hanging="720"/>
         <w:rPr>
           <w:u w:val="single"/>
         </w:rPr>
@@ -42,6 +41,15 @@
           <w:u w:val="single"/>
         </w:rPr>
         <w:t xml:space="preserve"> ARC</w:t>
+      </w:r>
+    </w:p>
+    <w:p>
+      <w:pPr>
+        <w:ind w:left="720" w:hanging="720"/>
+      </w:pPr>
+      <w:r>
+        <w:tab/>
+        <w:t>void ArcReplacer::RecordAccess()</w:t>
       </w:r>
     </w:p>
     <w:p>
@@ -220,7 +228,304 @@
         </w:numPr>
       </w:pPr>
       <w:r>
-        <w:t>Shared_ptr basically makes the pointer to the location in memory shared. This means that we can have multiple objects pointing to the same location in memory.</w:t>
+        <w:t>Shared_ptr basically makes the pointer to the location in memory</w:t>
+      </w:r>
+      <w:r>
+        <w:t>,</w:t>
+      </w:r>
+      <w:r>
+        <w:t xml:space="preserve"> shared. This means that we can have multiple objects pointing to the same location in memory.</w:t>
+      </w:r>
+    </w:p>
+    <w:p>
+      <w:r>
+        <w:br w:type="page"/>
+      </w:r>
+    </w:p>
+    <w:p>
+      <w:pPr>
+        <w:pStyle w:val="ListParagraph"/>
+      </w:pPr>
+      <w:r>
+        <w:lastRenderedPageBreak/>
+        <w:t>void ArcReplacer::SetEvictable</w:t>
+      </w:r>
+    </w:p>
+    <w:p>
+      <w:pPr>
+        <w:pStyle w:val="ListParagraph"/>
+      </w:pPr>
+    </w:p>
+    <w:p>
+      <w:pPr>
+        <w:pStyle w:val="ListParagraph"/>
+        <w:numPr>
+          <w:ilvl w:val="0"/>
+          <w:numId w:val="3"/>
+        </w:numPr>
+      </w:pPr>
+      <w:r>
+        <w:t>Changes the state of a frame from evictable to nonevictable and vice versa</w:t>
+      </w:r>
+    </w:p>
+    <w:p>
+      <w:pPr>
+        <w:pStyle w:val="ListParagraph"/>
+        <w:numPr>
+          <w:ilvl w:val="0"/>
+          <w:numId w:val="3"/>
+        </w:numPr>
+      </w:pPr>
+      <w:r>
+        <w:t>Check if frame_id argument is valid by assuring it lies in the replacer list</w:t>
+      </w:r>
+    </w:p>
+    <w:p>
+      <w:pPr>
+        <w:pStyle w:val="ListParagraph"/>
+        <w:numPr>
+          <w:ilvl w:val="0"/>
+          <w:numId w:val="3"/>
+        </w:numPr>
+      </w:pPr>
+      <w:r>
+        <w:t>If it is invalid throw exception</w:t>
+      </w:r>
+    </w:p>
+    <w:p>
+      <w:pPr>
+        <w:pStyle w:val="ListParagraph"/>
+        <w:numPr>
+          <w:ilvl w:val="0"/>
+          <w:numId w:val="3"/>
+        </w:numPr>
+      </w:pPr>
+      <w:r>
+        <w:t>Check if frame exists by finding it in alive map</w:t>
+      </w:r>
+    </w:p>
+    <w:p>
+      <w:pPr>
+        <w:pStyle w:val="ListParagraph"/>
+        <w:numPr>
+          <w:ilvl w:val="0"/>
+          <w:numId w:val="3"/>
+        </w:numPr>
+      </w:pPr>
+      <w:r>
+        <w:t xml:space="preserve">If it was previously not evict able set the bool </w:t>
+      </w:r>
+      <w:r>
+        <w:t>evictable_</w:t>
+      </w:r>
+      <w:r>
+        <w:t xml:space="preserve"> to 1 and increment curr_size_</w:t>
+      </w:r>
+    </w:p>
+    <w:p>
+      <w:pPr>
+        <w:pStyle w:val="ListParagraph"/>
+        <w:numPr>
+          <w:ilvl w:val="0"/>
+          <w:numId w:val="3"/>
+        </w:numPr>
+      </w:pPr>
+      <w:r>
+        <w:t>Curr_size_ keeps track of number of evictable frames</w:t>
+      </w:r>
+    </w:p>
+    <w:p>
+      <w:pPr>
+        <w:pStyle w:val="ListParagraph"/>
+        <w:numPr>
+          <w:ilvl w:val="0"/>
+          <w:numId w:val="3"/>
+        </w:numPr>
+      </w:pPr>
+      <w:r>
+        <w:t>Vice virsa if we want to set a frame from evictable to not evictable</w:t>
+      </w:r>
+    </w:p>
+    <w:p>
+      <w:pPr>
+        <w:ind w:left="720"/>
+      </w:pPr>
+    </w:p>
+    <w:p>
+      <w:pPr>
+        <w:ind w:left="720"/>
+        <w:rPr>
+          <w:lang w:val="en-PK"/>
+        </w:rPr>
+      </w:pPr>
+      <w:r>
+        <w:rPr>
+          <w:lang w:val="en-PK"/>
+        </w:rPr>
+        <w:t>void ArcReplacer::Remove</w:t>
+      </w:r>
+    </w:p>
+    <w:p>
+      <w:pPr>
+        <w:pStyle w:val="ListParagraph"/>
+        <w:numPr>
+          <w:ilvl w:val="0"/>
+          <w:numId w:val="6"/>
+        </w:numPr>
+      </w:pPr>
+      <w:r>
+        <w:t>Removes pages from a frame and decrements the curr_size(the number of evictable frames) of the replacer accordingly.</w:t>
+      </w:r>
+    </w:p>
+    <w:p>
+      <w:pPr>
+        <w:pStyle w:val="ListParagraph"/>
+        <w:numPr>
+          <w:ilvl w:val="0"/>
+          <w:numId w:val="6"/>
+        </w:numPr>
+      </w:pPr>
+      <w:r>
+        <w:t>Frames only exist in mfu or mru not ghost so we check if the frameid is valid for the alive map</w:t>
+      </w:r>
+    </w:p>
+    <w:p>
+      <w:pPr>
+        <w:pStyle w:val="ListParagraph"/>
+        <w:numPr>
+          <w:ilvl w:val="0"/>
+          <w:numId w:val="6"/>
+        </w:numPr>
+      </w:pPr>
+      <w:r>
+        <w:t>If valid check wether in mfu or mru and erase it from both the list it is in (mfu or mru) and the alive map</w:t>
+      </w:r>
+    </w:p>
+    <w:p>
+      <w:pPr>
+        <w:pStyle w:val="ListParagraph"/>
+        <w:numPr>
+          <w:ilvl w:val="0"/>
+          <w:numId w:val="6"/>
+        </w:numPr>
+      </w:pPr>
+      <w:r>
+        <w:t>Throw exception if frame is not evictable</w:t>
+      </w:r>
+    </w:p>
+    <w:p>
+      <w:pPr>
+        <w:pStyle w:val="ListParagraph"/>
+        <w:numPr>
+          <w:ilvl w:val="0"/>
+          <w:numId w:val="6"/>
+        </w:numPr>
+      </w:pPr>
+      <w:r>
+        <w:t>If frame is not found in alive map just return the function</w:t>
+      </w:r>
+    </w:p>
+    <w:p/>
+    <w:p>
+      <w:pPr>
+        <w:ind w:left="720"/>
+        <w:rPr>
+          <w:lang w:val="en-PK"/>
+        </w:rPr>
+      </w:pPr>
+      <w:r>
+        <w:rPr>
+          <w:lang w:val="en-PK"/>
+        </w:rPr>
+        <w:t>auto ArcReplacer::Size()</w:t>
+      </w:r>
+    </w:p>
+    <w:p>
+      <w:pPr>
+        <w:pStyle w:val="ListParagraph"/>
+        <w:numPr>
+          <w:ilvl w:val="0"/>
+          <w:numId w:val="7"/>
+        </w:numPr>
+      </w:pPr>
+      <w:r>
+        <w:t>Just return the no of evictable frames i.e return curr_size</w:t>
+      </w:r>
+    </w:p>
+    <w:p>
+      <w:r>
+        <w:br w:type="page"/>
+      </w:r>
+    </w:p>
+    <w:p>
+      <w:pPr>
+        <w:ind w:left="720"/>
+      </w:pPr>
+      <w:r>
+        <w:lastRenderedPageBreak/>
+        <w:t>void ArcReplacer::Remove</w:t>
+      </w:r>
+    </w:p>
+    <w:p>
+      <w:pPr>
+        <w:pStyle w:val="ListParagraph"/>
+        <w:numPr>
+          <w:ilvl w:val="0"/>
+          <w:numId w:val="4"/>
+        </w:numPr>
+      </w:pPr>
+      <w:r>
+        <w:t>Check if frame is evictable to proceed; else throw exception</w:t>
+      </w:r>
+    </w:p>
+    <w:p>
+      <w:pPr>
+        <w:pStyle w:val="ListParagraph"/>
+        <w:numPr>
+          <w:ilvl w:val="0"/>
+          <w:numId w:val="4"/>
+        </w:numPr>
+      </w:pPr>
+      <w:r>
+        <w:t>Erase frames entry from list (mru or mfu) and from alive_map_</w:t>
+      </w:r>
+    </w:p>
+    <w:p>
+      <w:pPr>
+        <w:pStyle w:val="ListParagraph"/>
+        <w:numPr>
+          <w:ilvl w:val="0"/>
+          <w:numId w:val="4"/>
+        </w:numPr>
+      </w:pPr>
+      <w:r>
+        <w:t>Reduce curr_size_</w:t>
+      </w:r>
+    </w:p>
+    <w:p>
+      <w:r>
+        <w:br w:type="page"/>
+      </w:r>
+    </w:p>
+    <w:p>
+      <w:pPr>
+        <w:ind w:left="720"/>
+      </w:pPr>
+      <w:r>
+        <w:lastRenderedPageBreak/>
+        <w:t>auto ArcReplacer::Size</w:t>
+      </w:r>
+    </w:p>
+    <w:p>
+      <w:pPr>
+        <w:pStyle w:val="ListParagraph"/>
+        <w:numPr>
+          <w:ilvl w:val="0"/>
+          <w:numId w:val="5"/>
+        </w:numPr>
+      </w:pPr>
+      <w:r>
+        <w:t>Return curr_size_ directly as we use it to keep track of evictable frames</w:t>
       </w:r>
     </w:p>
     <w:p>
@@ -241,6 +546,431 @@
 <file path=word/numbering.xml><?xml version="1.0" encoding="utf-8"?>
 <w:numbering xmlns:wpc="http://schemas.microsoft.com/office/word/2010/wordprocessingCanvas" xmlns:cx="http://schemas.microsoft.com/office/drawing/2014/chartex" xmlns:cx1="http://schemas.microsoft.com/office/drawing/2015/9/8/chartex" xmlns:cx2="http://schemas.microsoft.com/office/drawing/2015/10/21/chartex" xmlns:cx3="http://schemas.microsoft.com/office/drawing/2016/5/9/chartex" xmlns:cx4="http://schemas.microsoft.com/office/drawing/2016/5/10/chartex" xmlns:cx5="http://schemas.microsoft.com/office/drawing/2016/5/11/chartex" xmlns:cx6="http://schemas.microsoft.com/office/drawing/2016/5/12/chartex" xmlns:cx7="http://schemas.microsoft.com/office/drawing/2016/5/13/chartex" xmlns:cx8="http://schemas.microsoft.com/office/drawing/2016/5/14/chartex" xmlns:mc="http://schemas.openxmlformats.org/markup-compatibility/2006" xmlns:aink="http://schemas.microsoft.com/office/drawing/2016/ink" xmlns:am3d="http://schemas.microsoft.com/office/drawing/2017/model3d" xmlns:o="urn:schemas-microsoft-com:office:office" xmlns:oel="http://schemas.microsoft.com/office/2019/extlst" xmlns:r="http://schemas.openxmlformats.org/officeDocument/2006/relationships" xmlns:m="http://schemas.openxmlformats.org/officeDocument/2006/math" xmlns:v="urn:schemas-microsoft-com:vml" xmlns:wp14="http://schemas.microsoft.com/office/word/2010/wordprocessingDrawing" xmlns:wp="http://schemas.openxmlformats.org/drawingml/2006/wordprocessingDrawing" xmlns:w10="urn:schemas-microsoft-com:office:word" xmlns:w="http://schemas.openxmlformats.org/wordprocessingml/2006/main" xmlns:w14="http://schemas.microsoft.com/office/word/2010/wordml" xmlns:w15="http://schemas.microsoft.com/office/word/2012/wordml" xmlns:w16cex="http://schemas.microsoft.com/office/word/2018/wordml/cex" xmlns:w16cid="http://schemas.microsoft.com/office/word/2016/wordml/cid" xmlns:w16="http://schemas.microsoft.com/office/word/2018/wordml" xmlns:w16du="http://schemas.microsoft.com/office/word/2023/wordml/word16du" xmlns:w16sdtdh="http://schemas.microsoft.com/office/word/2020/wordml/sdtdatahash" xmlns:w16sdtfl="http://schemas.microsoft.com/office/word/2024/wordml/sdtformatlock" xmlns:w16se="http://schemas.microsoft.com/office/word/2015/wordml/symex" xmlns:wpg="http://schemas.microsoft.com/office/word/2010/wordprocessingGroup" xmlns:wpi="http://schemas.microsoft.com/office/word/2010/wordprocessingInk" xmlns:wne="http://schemas.microsoft.com/office/word/2006/wordml" xmlns:wps="http://schemas.microsoft.com/office/word/2010/wordprocessingShape" mc:Ignorable="w14 w15 w16se w16cid w16 w16cex w16sdtdh w16sdtfl w16du wp14">
   <w:abstractNum w:abstractNumId="0" w15:restartNumberingAfterBreak="0">
+    <w:nsid w:val="268D163E"/>
+    <w:multiLevelType w:val="hybridMultilevel"/>
+    <w:tmpl w:val="DEE2FDA6"/>
+    <w:lvl w:ilvl="0" w:tplc="2000000F">
+      <w:start w:val="1"/>
+      <w:numFmt w:val="decimal"/>
+      <w:lvlText w:val="%1."/>
+      <w:lvlJc w:val="left"/>
+      <w:pPr>
+        <w:ind w:left="1440" w:hanging="360"/>
+      </w:pPr>
+    </w:lvl>
+    <w:lvl w:ilvl="1" w:tplc="20000019" w:tentative="1">
+      <w:start w:val="1"/>
+      <w:numFmt w:val="lowerLetter"/>
+      <w:lvlText w:val="%2."/>
+      <w:lvlJc w:val="left"/>
+      <w:pPr>
+        <w:ind w:left="2160" w:hanging="360"/>
+      </w:pPr>
+    </w:lvl>
+    <w:lvl w:ilvl="2" w:tplc="2000001B" w:tentative="1">
+      <w:start w:val="1"/>
+      <w:numFmt w:val="lowerRoman"/>
+      <w:lvlText w:val="%3."/>
+      <w:lvlJc w:val="right"/>
+      <w:pPr>
+        <w:ind w:left="2880" w:hanging="180"/>
+      </w:pPr>
+    </w:lvl>
+    <w:lvl w:ilvl="3" w:tplc="2000000F" w:tentative="1">
+      <w:start w:val="1"/>
+      <w:numFmt w:val="decimal"/>
+      <w:lvlText w:val="%4."/>
+      <w:lvlJc w:val="left"/>
+      <w:pPr>
+        <w:ind w:left="3600" w:hanging="360"/>
+      </w:pPr>
+    </w:lvl>
+    <w:lvl w:ilvl="4" w:tplc="20000019" w:tentative="1">
+      <w:start w:val="1"/>
+      <w:numFmt w:val="lowerLetter"/>
+      <w:lvlText w:val="%5."/>
+      <w:lvlJc w:val="left"/>
+      <w:pPr>
+        <w:ind w:left="4320" w:hanging="360"/>
+      </w:pPr>
+    </w:lvl>
+    <w:lvl w:ilvl="5" w:tplc="2000001B" w:tentative="1">
+      <w:start w:val="1"/>
+      <w:numFmt w:val="lowerRoman"/>
+      <w:lvlText w:val="%6."/>
+      <w:lvlJc w:val="right"/>
+      <w:pPr>
+        <w:ind w:left="5040" w:hanging="180"/>
+      </w:pPr>
+    </w:lvl>
+    <w:lvl w:ilvl="6" w:tplc="2000000F" w:tentative="1">
+      <w:start w:val="1"/>
+      <w:numFmt w:val="decimal"/>
+      <w:lvlText w:val="%7."/>
+      <w:lvlJc w:val="left"/>
+      <w:pPr>
+        <w:ind w:left="5760" w:hanging="360"/>
+      </w:pPr>
+    </w:lvl>
+    <w:lvl w:ilvl="7" w:tplc="20000019" w:tentative="1">
+      <w:start w:val="1"/>
+      <w:numFmt w:val="lowerLetter"/>
+      <w:lvlText w:val="%8."/>
+      <w:lvlJc w:val="left"/>
+      <w:pPr>
+        <w:ind w:left="6480" w:hanging="360"/>
+      </w:pPr>
+    </w:lvl>
+    <w:lvl w:ilvl="8" w:tplc="2000001B" w:tentative="1">
+      <w:start w:val="1"/>
+      <w:numFmt w:val="lowerRoman"/>
+      <w:lvlText w:val="%9."/>
+      <w:lvlJc w:val="right"/>
+      <w:pPr>
+        <w:ind w:left="7200" w:hanging="180"/>
+      </w:pPr>
+    </w:lvl>
+  </w:abstractNum>
+  <w:abstractNum w:abstractNumId="1" w15:restartNumberingAfterBreak="0">
+    <w:nsid w:val="26EE3AEF"/>
+    <w:multiLevelType w:val="hybridMultilevel"/>
+    <w:tmpl w:val="62D86246"/>
+    <w:lvl w:ilvl="0" w:tplc="20000001">
+      <w:start w:val="1"/>
+      <w:numFmt w:val="bullet"/>
+      <w:lvlText w:val=""/>
+      <w:lvlJc w:val="left"/>
+      <w:pPr>
+        <w:ind w:left="1440" w:hanging="360"/>
+      </w:pPr>
+      <w:rPr>
+        <w:rFonts w:ascii="Symbol" w:hAnsi="Symbol" w:hint="default"/>
+      </w:rPr>
+    </w:lvl>
+    <w:lvl w:ilvl="1" w:tplc="20000003" w:tentative="1">
+      <w:start w:val="1"/>
+      <w:numFmt w:val="bullet"/>
+      <w:lvlText w:val="o"/>
+      <w:lvlJc w:val="left"/>
+      <w:pPr>
+        <w:ind w:left="2160" w:hanging="360"/>
+      </w:pPr>
+      <w:rPr>
+        <w:rFonts w:ascii="Courier New" w:hAnsi="Courier New" w:cs="Courier New" w:hint="default"/>
+      </w:rPr>
+    </w:lvl>
+    <w:lvl w:ilvl="2" w:tplc="20000005" w:tentative="1">
+      <w:start w:val="1"/>
+      <w:numFmt w:val="bullet"/>
+      <w:lvlText w:val=""/>
+      <w:lvlJc w:val="left"/>
+      <w:pPr>
+        <w:ind w:left="2880" w:hanging="360"/>
+      </w:pPr>
+      <w:rPr>
+        <w:rFonts w:ascii="Wingdings" w:hAnsi="Wingdings" w:hint="default"/>
+      </w:rPr>
+    </w:lvl>
+    <w:lvl w:ilvl="3" w:tplc="20000001" w:tentative="1">
+      <w:start w:val="1"/>
+      <w:numFmt w:val="bullet"/>
+      <w:lvlText w:val=""/>
+      <w:lvlJc w:val="left"/>
+      <w:pPr>
+        <w:ind w:left="3600" w:hanging="360"/>
+      </w:pPr>
+      <w:rPr>
+        <w:rFonts w:ascii="Symbol" w:hAnsi="Symbol" w:hint="default"/>
+      </w:rPr>
+    </w:lvl>
+    <w:lvl w:ilvl="4" w:tplc="20000003" w:tentative="1">
+      <w:start w:val="1"/>
+      <w:numFmt w:val="bullet"/>
+      <w:lvlText w:val="o"/>
+      <w:lvlJc w:val="left"/>
+      <w:pPr>
+        <w:ind w:left="4320" w:hanging="360"/>
+      </w:pPr>
+      <w:rPr>
+        <w:rFonts w:ascii="Courier New" w:hAnsi="Courier New" w:cs="Courier New" w:hint="default"/>
+      </w:rPr>
+    </w:lvl>
+    <w:lvl w:ilvl="5" w:tplc="20000005" w:tentative="1">
+      <w:start w:val="1"/>
+      <w:numFmt w:val="bullet"/>
+      <w:lvlText w:val=""/>
+      <w:lvlJc w:val="left"/>
+      <w:pPr>
+        <w:ind w:left="5040" w:hanging="360"/>
+      </w:pPr>
+      <w:rPr>
+        <w:rFonts w:ascii="Wingdings" w:hAnsi="Wingdings" w:hint="default"/>
+      </w:rPr>
+    </w:lvl>
+    <w:lvl w:ilvl="6" w:tplc="20000001" w:tentative="1">
+      <w:start w:val="1"/>
+      <w:numFmt w:val="bullet"/>
+      <w:lvlText w:val=""/>
+      <w:lvlJc w:val="left"/>
+      <w:pPr>
+        <w:ind w:left="5760" w:hanging="360"/>
+      </w:pPr>
+      <w:rPr>
+        <w:rFonts w:ascii="Symbol" w:hAnsi="Symbol" w:hint="default"/>
+      </w:rPr>
+    </w:lvl>
+    <w:lvl w:ilvl="7" w:tplc="20000003" w:tentative="1">
+      <w:start w:val="1"/>
+      <w:numFmt w:val="bullet"/>
+      <w:lvlText w:val="o"/>
+      <w:lvlJc w:val="left"/>
+      <w:pPr>
+        <w:ind w:left="6480" w:hanging="360"/>
+      </w:pPr>
+      <w:rPr>
+        <w:rFonts w:ascii="Courier New" w:hAnsi="Courier New" w:cs="Courier New" w:hint="default"/>
+      </w:rPr>
+    </w:lvl>
+    <w:lvl w:ilvl="8" w:tplc="20000005" w:tentative="1">
+      <w:start w:val="1"/>
+      <w:numFmt w:val="bullet"/>
+      <w:lvlText w:val=""/>
+      <w:lvlJc w:val="left"/>
+      <w:pPr>
+        <w:ind w:left="7200" w:hanging="360"/>
+      </w:pPr>
+      <w:rPr>
+        <w:rFonts w:ascii="Wingdings" w:hAnsi="Wingdings" w:hint="default"/>
+      </w:rPr>
+    </w:lvl>
+  </w:abstractNum>
+  <w:abstractNum w:abstractNumId="2" w15:restartNumberingAfterBreak="0">
+    <w:nsid w:val="300D258B"/>
+    <w:multiLevelType w:val="hybridMultilevel"/>
+    <w:tmpl w:val="1300597A"/>
+    <w:lvl w:ilvl="0" w:tplc="20000001">
+      <w:start w:val="1"/>
+      <w:numFmt w:val="bullet"/>
+      <w:lvlText w:val=""/>
+      <w:lvlJc w:val="left"/>
+      <w:pPr>
+        <w:ind w:left="1440" w:hanging="360"/>
+      </w:pPr>
+      <w:rPr>
+        <w:rFonts w:ascii="Symbol" w:hAnsi="Symbol" w:hint="default"/>
+      </w:rPr>
+    </w:lvl>
+    <w:lvl w:ilvl="1" w:tplc="20000003" w:tentative="1">
+      <w:start w:val="1"/>
+      <w:numFmt w:val="bullet"/>
+      <w:lvlText w:val="o"/>
+      <w:lvlJc w:val="left"/>
+      <w:pPr>
+        <w:ind w:left="2160" w:hanging="360"/>
+      </w:pPr>
+      <w:rPr>
+        <w:rFonts w:ascii="Courier New" w:hAnsi="Courier New" w:cs="Courier New" w:hint="default"/>
+      </w:rPr>
+    </w:lvl>
+    <w:lvl w:ilvl="2" w:tplc="20000005" w:tentative="1">
+      <w:start w:val="1"/>
+      <w:numFmt w:val="bullet"/>
+      <w:lvlText w:val=""/>
+      <w:lvlJc w:val="left"/>
+      <w:pPr>
+        <w:ind w:left="2880" w:hanging="360"/>
+      </w:pPr>
+      <w:rPr>
+        <w:rFonts w:ascii="Wingdings" w:hAnsi="Wingdings" w:hint="default"/>
+      </w:rPr>
+    </w:lvl>
+    <w:lvl w:ilvl="3" w:tplc="20000001" w:tentative="1">
+      <w:start w:val="1"/>
+      <w:numFmt w:val="bullet"/>
+      <w:lvlText w:val=""/>
+      <w:lvlJc w:val="left"/>
+      <w:pPr>
+        <w:ind w:left="3600" w:hanging="360"/>
+      </w:pPr>
+      <w:rPr>
+        <w:rFonts w:ascii="Symbol" w:hAnsi="Symbol" w:hint="default"/>
+      </w:rPr>
+    </w:lvl>
+    <w:lvl w:ilvl="4" w:tplc="20000003" w:tentative="1">
+      <w:start w:val="1"/>
+      <w:numFmt w:val="bullet"/>
+      <w:lvlText w:val="o"/>
+      <w:lvlJc w:val="left"/>
+      <w:pPr>
+        <w:ind w:left="4320" w:hanging="360"/>
+      </w:pPr>
+      <w:rPr>
+        <w:rFonts w:ascii="Courier New" w:hAnsi="Courier New" w:cs="Courier New" w:hint="default"/>
+      </w:rPr>
+    </w:lvl>
+    <w:lvl w:ilvl="5" w:tplc="20000005" w:tentative="1">
+      <w:start w:val="1"/>
+      <w:numFmt w:val="bullet"/>
+      <w:lvlText w:val=""/>
+      <w:lvlJc w:val="left"/>
+      <w:pPr>
+        <w:ind w:left="5040" w:hanging="360"/>
+      </w:pPr>
+      <w:rPr>
+        <w:rFonts w:ascii="Wingdings" w:hAnsi="Wingdings" w:hint="default"/>
+      </w:rPr>
+    </w:lvl>
+    <w:lvl w:ilvl="6" w:tplc="20000001" w:tentative="1">
+      <w:start w:val="1"/>
+      <w:numFmt w:val="bullet"/>
+      <w:lvlText w:val=""/>
+      <w:lvlJc w:val="left"/>
+      <w:pPr>
+        <w:ind w:left="5760" w:hanging="360"/>
+      </w:pPr>
+      <w:rPr>
+        <w:rFonts w:ascii="Symbol" w:hAnsi="Symbol" w:hint="default"/>
+      </w:rPr>
+    </w:lvl>
+    <w:lvl w:ilvl="7" w:tplc="20000003" w:tentative="1">
+      <w:start w:val="1"/>
+      <w:numFmt w:val="bullet"/>
+      <w:lvlText w:val="o"/>
+      <w:lvlJc w:val="left"/>
+      <w:pPr>
+        <w:ind w:left="6480" w:hanging="360"/>
+      </w:pPr>
+      <w:rPr>
+        <w:rFonts w:ascii="Courier New" w:hAnsi="Courier New" w:cs="Courier New" w:hint="default"/>
+      </w:rPr>
+    </w:lvl>
+    <w:lvl w:ilvl="8" w:tplc="20000005" w:tentative="1">
+      <w:start w:val="1"/>
+      <w:numFmt w:val="bullet"/>
+      <w:lvlText w:val=""/>
+      <w:lvlJc w:val="left"/>
+      <w:pPr>
+        <w:ind w:left="7200" w:hanging="360"/>
+      </w:pPr>
+      <w:rPr>
+        <w:rFonts w:ascii="Wingdings" w:hAnsi="Wingdings" w:hint="default"/>
+      </w:rPr>
+    </w:lvl>
+  </w:abstractNum>
+  <w:abstractNum w:abstractNumId="3" w15:restartNumberingAfterBreak="0">
+    <w:nsid w:val="332E1FEE"/>
+    <w:multiLevelType w:val="hybridMultilevel"/>
+    <w:tmpl w:val="66184540"/>
+    <w:lvl w:ilvl="0" w:tplc="20000001">
+      <w:start w:val="1"/>
+      <w:numFmt w:val="bullet"/>
+      <w:lvlText w:val=""/>
+      <w:lvlJc w:val="left"/>
+      <w:pPr>
+        <w:ind w:left="1440" w:hanging="360"/>
+      </w:pPr>
+      <w:rPr>
+        <w:rFonts w:ascii="Symbol" w:hAnsi="Symbol" w:hint="default"/>
+      </w:rPr>
+    </w:lvl>
+    <w:lvl w:ilvl="1" w:tplc="20000003" w:tentative="1">
+      <w:start w:val="1"/>
+      <w:numFmt w:val="bullet"/>
+      <w:lvlText w:val="o"/>
+      <w:lvlJc w:val="left"/>
+      <w:pPr>
+        <w:ind w:left="2160" w:hanging="360"/>
+      </w:pPr>
+      <w:rPr>
+        <w:rFonts w:ascii="Courier New" w:hAnsi="Courier New" w:cs="Courier New" w:hint="default"/>
+      </w:rPr>
+    </w:lvl>
+    <w:lvl w:ilvl="2" w:tplc="20000005" w:tentative="1">
+      <w:start w:val="1"/>
+      <w:numFmt w:val="bullet"/>
+      <w:lvlText w:val=""/>
+      <w:lvlJc w:val="left"/>
+      <w:pPr>
+        <w:ind w:left="2880" w:hanging="360"/>
+      </w:pPr>
+      <w:rPr>
+        <w:rFonts w:ascii="Wingdings" w:hAnsi="Wingdings" w:hint="default"/>
+      </w:rPr>
+    </w:lvl>
+    <w:lvl w:ilvl="3" w:tplc="20000001" w:tentative="1">
+      <w:start w:val="1"/>
+      <w:numFmt w:val="bullet"/>
+      <w:lvlText w:val=""/>
+      <w:lvlJc w:val="left"/>
+      <w:pPr>
+        <w:ind w:left="3600" w:hanging="360"/>
+      </w:pPr>
+      <w:rPr>
+        <w:rFonts w:ascii="Symbol" w:hAnsi="Symbol" w:hint="default"/>
+      </w:rPr>
+    </w:lvl>
+    <w:lvl w:ilvl="4" w:tplc="20000003" w:tentative="1">
+      <w:start w:val="1"/>
+      <w:numFmt w:val="bullet"/>
+      <w:lvlText w:val="o"/>
+      <w:lvlJc w:val="left"/>
+      <w:pPr>
+        <w:ind w:left="4320" w:hanging="360"/>
+      </w:pPr>
+      <w:rPr>
+        <w:rFonts w:ascii="Courier New" w:hAnsi="Courier New" w:cs="Courier New" w:hint="default"/>
+      </w:rPr>
+    </w:lvl>
+    <w:lvl w:ilvl="5" w:tplc="20000005" w:tentative="1">
+      <w:start w:val="1"/>
+      <w:numFmt w:val="bullet"/>
+      <w:lvlText w:val=""/>
+      <w:lvlJc w:val="left"/>
+      <w:pPr>
+        <w:ind w:left="5040" w:hanging="360"/>
+      </w:pPr>
+      <w:rPr>
+        <w:rFonts w:ascii="Wingdings" w:hAnsi="Wingdings" w:hint="default"/>
+      </w:rPr>
+    </w:lvl>
+    <w:lvl w:ilvl="6" w:tplc="20000001" w:tentative="1">
+      <w:start w:val="1"/>
+      <w:numFmt w:val="bullet"/>
+      <w:lvlText w:val=""/>
+      <w:lvlJc w:val="left"/>
+      <w:pPr>
+        <w:ind w:left="5760" w:hanging="360"/>
+      </w:pPr>
+      <w:rPr>
+        <w:rFonts w:ascii="Symbol" w:hAnsi="Symbol" w:hint="default"/>
+      </w:rPr>
+    </w:lvl>
+    <w:lvl w:ilvl="7" w:tplc="20000003" w:tentative="1">
+      <w:start w:val="1"/>
+      <w:numFmt w:val="bullet"/>
+      <w:lvlText w:val="o"/>
+      <w:lvlJc w:val="left"/>
+      <w:pPr>
+        <w:ind w:left="6480" w:hanging="360"/>
+      </w:pPr>
+      <w:rPr>
+        <w:rFonts w:ascii="Courier New" w:hAnsi="Courier New" w:cs="Courier New" w:hint="default"/>
+      </w:rPr>
+    </w:lvl>
+    <w:lvl w:ilvl="8" w:tplc="20000005" w:tentative="1">
+      <w:start w:val="1"/>
+      <w:numFmt w:val="bullet"/>
+      <w:lvlText w:val=""/>
+      <w:lvlJc w:val="left"/>
+      <w:pPr>
+        <w:ind w:left="7200" w:hanging="360"/>
+      </w:pPr>
+      <w:rPr>
+        <w:rFonts w:ascii="Wingdings" w:hAnsi="Wingdings" w:hint="default"/>
+      </w:rPr>
+    </w:lvl>
+  </w:abstractNum>
+  <w:abstractNum w:abstractNumId="4" w15:restartNumberingAfterBreak="0">
     <w:nsid w:val="62022989"/>
     <w:multiLevelType w:val="hybridMultilevel"/>
     <w:tmpl w:val="2A4648A4"/>
@@ -250,7 +980,7 @@
       <w:lvlText w:val=""/>
       <w:lvlJc w:val="left"/>
       <w:pPr>
-        <w:ind w:left="720" w:hanging="360"/>
+        <w:ind w:left="1440" w:hanging="360"/>
       </w:pPr>
       <w:rPr>
         <w:rFonts w:ascii="Symbol" w:hAnsi="Symbol" w:hint="default"/>
@@ -262,9 +992,122 @@
       <w:lvlText w:val="o"/>
       <w:lvlJc w:val="left"/>
       <w:pPr>
+        <w:ind w:left="2160" w:hanging="360"/>
+      </w:pPr>
+      <w:rPr>
+        <w:rFonts w:ascii="Courier New" w:hAnsi="Courier New" w:cs="Courier New" w:hint="default"/>
+      </w:rPr>
+    </w:lvl>
+    <w:lvl w:ilvl="2" w:tplc="20000005" w:tentative="1">
+      <w:start w:val="1"/>
+      <w:numFmt w:val="bullet"/>
+      <w:lvlText w:val=""/>
+      <w:lvlJc w:val="left"/>
+      <w:pPr>
+        <w:ind w:left="2880" w:hanging="360"/>
+      </w:pPr>
+      <w:rPr>
+        <w:rFonts w:ascii="Wingdings" w:hAnsi="Wingdings" w:hint="default"/>
+      </w:rPr>
+    </w:lvl>
+    <w:lvl w:ilvl="3" w:tplc="20000001" w:tentative="1">
+      <w:start w:val="1"/>
+      <w:numFmt w:val="bullet"/>
+      <w:lvlText w:val=""/>
+      <w:lvlJc w:val="left"/>
+      <w:pPr>
+        <w:ind w:left="3600" w:hanging="360"/>
+      </w:pPr>
+      <w:rPr>
+        <w:rFonts w:ascii="Symbol" w:hAnsi="Symbol" w:hint="default"/>
+      </w:rPr>
+    </w:lvl>
+    <w:lvl w:ilvl="4" w:tplc="20000003" w:tentative="1">
+      <w:start w:val="1"/>
+      <w:numFmt w:val="bullet"/>
+      <w:lvlText w:val="o"/>
+      <w:lvlJc w:val="left"/>
+      <w:pPr>
+        <w:ind w:left="4320" w:hanging="360"/>
+      </w:pPr>
+      <w:rPr>
+        <w:rFonts w:ascii="Courier New" w:hAnsi="Courier New" w:cs="Courier New" w:hint="default"/>
+      </w:rPr>
+    </w:lvl>
+    <w:lvl w:ilvl="5" w:tplc="20000005" w:tentative="1">
+      <w:start w:val="1"/>
+      <w:numFmt w:val="bullet"/>
+      <w:lvlText w:val=""/>
+      <w:lvlJc w:val="left"/>
+      <w:pPr>
+        <w:ind w:left="5040" w:hanging="360"/>
+      </w:pPr>
+      <w:rPr>
+        <w:rFonts w:ascii="Wingdings" w:hAnsi="Wingdings" w:hint="default"/>
+      </w:rPr>
+    </w:lvl>
+    <w:lvl w:ilvl="6" w:tplc="20000001" w:tentative="1">
+      <w:start w:val="1"/>
+      <w:numFmt w:val="bullet"/>
+      <w:lvlText w:val=""/>
+      <w:lvlJc w:val="left"/>
+      <w:pPr>
+        <w:ind w:left="5760" w:hanging="360"/>
+      </w:pPr>
+      <w:rPr>
+        <w:rFonts w:ascii="Symbol" w:hAnsi="Symbol" w:hint="default"/>
+      </w:rPr>
+    </w:lvl>
+    <w:lvl w:ilvl="7" w:tplc="20000003" w:tentative="1">
+      <w:start w:val="1"/>
+      <w:numFmt w:val="bullet"/>
+      <w:lvlText w:val="o"/>
+      <w:lvlJc w:val="left"/>
+      <w:pPr>
+        <w:ind w:left="6480" w:hanging="360"/>
+      </w:pPr>
+      <w:rPr>
+        <w:rFonts w:ascii="Courier New" w:hAnsi="Courier New" w:cs="Courier New" w:hint="default"/>
+      </w:rPr>
+    </w:lvl>
+    <w:lvl w:ilvl="8" w:tplc="20000005" w:tentative="1">
+      <w:start w:val="1"/>
+      <w:numFmt w:val="bullet"/>
+      <w:lvlText w:val=""/>
+      <w:lvlJc w:val="left"/>
+      <w:pPr>
+        <w:ind w:left="7200" w:hanging="360"/>
+      </w:pPr>
+      <w:rPr>
+        <w:rFonts w:ascii="Wingdings" w:hAnsi="Wingdings" w:hint="default"/>
+      </w:rPr>
+    </w:lvl>
+  </w:abstractNum>
+  <w:abstractNum w:abstractNumId="5" w15:restartNumberingAfterBreak="0">
+    <w:nsid w:val="6F5C69CD"/>
+    <w:multiLevelType w:val="hybridMultilevel"/>
+    <w:tmpl w:val="4CCC905C"/>
+    <w:lvl w:ilvl="0" w:tplc="20000001">
+      <w:start w:val="1"/>
+      <w:numFmt w:val="bullet"/>
+      <w:lvlText w:val=""/>
+      <w:lvlJc w:val="left"/>
+      <w:pPr>
         <w:ind w:left="1440" w:hanging="360"/>
       </w:pPr>
       <w:rPr>
+        <w:rFonts w:ascii="Symbol" w:hAnsi="Symbol" w:hint="default"/>
+      </w:rPr>
+    </w:lvl>
+    <w:lvl w:ilvl="1" w:tplc="20000003" w:tentative="1">
+      <w:start w:val="1"/>
+      <w:numFmt w:val="bullet"/>
+      <w:lvlText w:val="o"/>
+      <w:lvlJc w:val="left"/>
+      <w:pPr>
+        <w:ind w:left="2160" w:hanging="360"/>
+      </w:pPr>
+      <w:rPr>
         <w:rFonts w:ascii="Courier New" w:hAnsi="Courier New" w:cs="Courier New" w:hint="default"/>
       </w:rPr>
     </w:lvl>
@@ -274,9 +1117,122 @@
       <w:lvlText w:val=""/>
       <w:lvlJc w:val="left"/>
       <w:pPr>
+        <w:ind w:left="2880" w:hanging="360"/>
+      </w:pPr>
+      <w:rPr>
+        <w:rFonts w:ascii="Wingdings" w:hAnsi="Wingdings" w:hint="default"/>
+      </w:rPr>
+    </w:lvl>
+    <w:lvl w:ilvl="3" w:tplc="20000001" w:tentative="1">
+      <w:start w:val="1"/>
+      <w:numFmt w:val="bullet"/>
+      <w:lvlText w:val=""/>
+      <w:lvlJc w:val="left"/>
+      <w:pPr>
+        <w:ind w:left="3600" w:hanging="360"/>
+      </w:pPr>
+      <w:rPr>
+        <w:rFonts w:ascii="Symbol" w:hAnsi="Symbol" w:hint="default"/>
+      </w:rPr>
+    </w:lvl>
+    <w:lvl w:ilvl="4" w:tplc="20000003" w:tentative="1">
+      <w:start w:val="1"/>
+      <w:numFmt w:val="bullet"/>
+      <w:lvlText w:val="o"/>
+      <w:lvlJc w:val="left"/>
+      <w:pPr>
+        <w:ind w:left="4320" w:hanging="360"/>
+      </w:pPr>
+      <w:rPr>
+        <w:rFonts w:ascii="Courier New" w:hAnsi="Courier New" w:cs="Courier New" w:hint="default"/>
+      </w:rPr>
+    </w:lvl>
+    <w:lvl w:ilvl="5" w:tplc="20000005" w:tentative="1">
+      <w:start w:val="1"/>
+      <w:numFmt w:val="bullet"/>
+      <w:lvlText w:val=""/>
+      <w:lvlJc w:val="left"/>
+      <w:pPr>
+        <w:ind w:left="5040" w:hanging="360"/>
+      </w:pPr>
+      <w:rPr>
+        <w:rFonts w:ascii="Wingdings" w:hAnsi="Wingdings" w:hint="default"/>
+      </w:rPr>
+    </w:lvl>
+    <w:lvl w:ilvl="6" w:tplc="20000001" w:tentative="1">
+      <w:start w:val="1"/>
+      <w:numFmt w:val="bullet"/>
+      <w:lvlText w:val=""/>
+      <w:lvlJc w:val="left"/>
+      <w:pPr>
+        <w:ind w:left="5760" w:hanging="360"/>
+      </w:pPr>
+      <w:rPr>
+        <w:rFonts w:ascii="Symbol" w:hAnsi="Symbol" w:hint="default"/>
+      </w:rPr>
+    </w:lvl>
+    <w:lvl w:ilvl="7" w:tplc="20000003" w:tentative="1">
+      <w:start w:val="1"/>
+      <w:numFmt w:val="bullet"/>
+      <w:lvlText w:val="o"/>
+      <w:lvlJc w:val="left"/>
+      <w:pPr>
+        <w:ind w:left="6480" w:hanging="360"/>
+      </w:pPr>
+      <w:rPr>
+        <w:rFonts w:ascii="Courier New" w:hAnsi="Courier New" w:cs="Courier New" w:hint="default"/>
+      </w:rPr>
+    </w:lvl>
+    <w:lvl w:ilvl="8" w:tplc="20000005" w:tentative="1">
+      <w:start w:val="1"/>
+      <w:numFmt w:val="bullet"/>
+      <w:lvlText w:val=""/>
+      <w:lvlJc w:val="left"/>
+      <w:pPr>
+        <w:ind w:left="7200" w:hanging="360"/>
+      </w:pPr>
+      <w:rPr>
+        <w:rFonts w:ascii="Wingdings" w:hAnsi="Wingdings" w:hint="default"/>
+      </w:rPr>
+    </w:lvl>
+  </w:abstractNum>
+  <w:abstractNum w:abstractNumId="6" w15:restartNumberingAfterBreak="0">
+    <w:nsid w:val="7AB23ED3"/>
+    <w:multiLevelType w:val="hybridMultilevel"/>
+    <w:tmpl w:val="DBD069C8"/>
+    <w:lvl w:ilvl="0" w:tplc="20000001">
+      <w:start w:val="1"/>
+      <w:numFmt w:val="bullet"/>
+      <w:lvlText w:val=""/>
+      <w:lvlJc w:val="left"/>
+      <w:pPr>
+        <w:ind w:left="1440" w:hanging="360"/>
+      </w:pPr>
+      <w:rPr>
+        <w:rFonts w:ascii="Symbol" w:hAnsi="Symbol" w:hint="default"/>
+      </w:rPr>
+    </w:lvl>
+    <w:lvl w:ilvl="1" w:tplc="20000003" w:tentative="1">
+      <w:start w:val="1"/>
+      <w:numFmt w:val="bullet"/>
+      <w:lvlText w:val="o"/>
+      <w:lvlJc w:val="left"/>
+      <w:pPr>
         <w:ind w:left="2160" w:hanging="360"/>
       </w:pPr>
       <w:rPr>
+        <w:rFonts w:ascii="Courier New" w:hAnsi="Courier New" w:cs="Courier New" w:hint="default"/>
+      </w:rPr>
+    </w:lvl>
+    <w:lvl w:ilvl="2" w:tplc="20000005" w:tentative="1">
+      <w:start w:val="1"/>
+      <w:numFmt w:val="bullet"/>
+      <w:lvlText w:val=""/>
+      <w:lvlJc w:val="left"/>
+      <w:pPr>
+        <w:ind w:left="2880" w:hanging="360"/>
+      </w:pPr>
+      <w:rPr>
         <w:rFonts w:ascii="Wingdings" w:hAnsi="Wingdings" w:hint="default"/>
       </w:rPr>
     </w:lvl>
@@ -286,7 +1242,7 @@
       <w:lvlText w:val=""/>
       <w:lvlJc w:val="left"/>
       <w:pPr>
-        <w:ind w:left="2880" w:hanging="360"/>
+        <w:ind w:left="3600" w:hanging="360"/>
       </w:pPr>
       <w:rPr>
         <w:rFonts w:ascii="Symbol" w:hAnsi="Symbol" w:hint="default"/>
@@ -298,7 +1254,7 @@
       <w:lvlText w:val="o"/>
       <w:lvlJc w:val="left"/>
       <w:pPr>
-        <w:ind w:left="3600" w:hanging="360"/>
+        <w:ind w:left="4320" w:hanging="360"/>
       </w:pPr>
       <w:rPr>
         <w:rFonts w:ascii="Courier New" w:hAnsi="Courier New" w:cs="Courier New" w:hint="default"/>
@@ -310,7 +1266,7 @@
       <w:lvlText w:val=""/>
       <w:lvlJc w:val="left"/>
       <w:pPr>
-        <w:ind w:left="4320" w:hanging="360"/>
+        <w:ind w:left="5040" w:hanging="360"/>
       </w:pPr>
       <w:rPr>
         <w:rFonts w:ascii="Wingdings" w:hAnsi="Wingdings" w:hint="default"/>
@@ -322,7 +1278,7 @@
       <w:lvlText w:val=""/>
       <w:lvlJc w:val="left"/>
       <w:pPr>
-        <w:ind w:left="5040" w:hanging="360"/>
+        <w:ind w:left="5760" w:hanging="360"/>
       </w:pPr>
       <w:rPr>
         <w:rFonts w:ascii="Symbol" w:hAnsi="Symbol" w:hint="default"/>
@@ -334,7 +1290,7 @@
       <w:lvlText w:val="o"/>
       <w:lvlJc w:val="left"/>
       <w:pPr>
-        <w:ind w:left="5760" w:hanging="360"/>
+        <w:ind w:left="6480" w:hanging="360"/>
       </w:pPr>
       <w:rPr>
         <w:rFonts w:ascii="Courier New" w:hAnsi="Courier New" w:cs="Courier New" w:hint="default"/>
@@ -346,7 +1302,7 @@
       <w:lvlText w:val=""/>
       <w:lvlJc w:val="left"/>
       <w:pPr>
-        <w:ind w:left="6480" w:hanging="360"/>
+        <w:ind w:left="7200" w:hanging="360"/>
       </w:pPr>
       <w:rPr>
         <w:rFonts w:ascii="Wingdings" w:hAnsi="Wingdings" w:hint="default"/>
@@ -354,7 +1310,25 @@
     </w:lvl>
   </w:abstractNum>
   <w:num w:numId="1" w16cid:durableId="551693607">
+    <w:abstractNumId w:val="4"/>
+  </w:num>
+  <w:num w:numId="2" w16cid:durableId="1538350784">
     <w:abstractNumId w:val="0"/>
+  </w:num>
+  <w:num w:numId="3" w16cid:durableId="509297818">
+    <w:abstractNumId w:val="6"/>
+  </w:num>
+  <w:num w:numId="4" w16cid:durableId="2079282215">
+    <w:abstractNumId w:val="2"/>
+  </w:num>
+  <w:num w:numId="5" w16cid:durableId="1655985759">
+    <w:abstractNumId w:val="3"/>
+  </w:num>
+  <w:num w:numId="6" w16cid:durableId="253710911">
+    <w:abstractNumId w:val="5"/>
+  </w:num>
+  <w:num w:numId="7" w16cid:durableId="1904557377">
+    <w:abstractNumId w:val="1"/>
   </w:num>
 </w:numbering>
 </file>
@@ -962,7 +1936,6 @@
   <w:style w:type="character" w:default="1" w:styleId="DefaultParagraphFont">
     <w:name w:val="Default Paragraph Font"/>
     <w:uiPriority w:val="1"/>
-    <w:semiHidden/>
     <w:unhideWhenUsed/>
   </w:style>
   <w:style w:type="table" w:default="1" w:styleId="TableNormal">
